--- a/thesis-docs/01-开题报告.docx
+++ b/thesis-docs/01-开题报告.docx
@@ -871,7 +871,7 @@
           <w:i w:val="0"/>
           <w:sz w:val="24"/>
         </w:rPr>
-        <w:t xml:space="preserve"> 按四端梳理功能需求并确定优先级（核心/重要两档）：顾客端（登录、浏览、购物车、下单、支付、订单、取消、地址、评价及 AI 助手）、商户端（注册与入驻、登录、审核状态、分类与菜品管理、订单处理、营业统计、店铺信息）、骑手端（登录、待接单列表、接单、送达确认、任务查询）、平台运营端（商户审核、全局查询、骑手账号维护、平台统计、操作日志）；同步定义非功能需求（安全、可靠性、易用性、可维护性）与关键业务规则（数据作用域、状态机、AI 安全规则、审计要求）。</w:t>
+        <w:t xml:space="preserve"> 按四端梳理功能需求并确定优先级（核心/重要两档）：顾客端（登录、浏览、购物车、下单、支付、订单、取消、退款（后期实现项）、地址、评价及 AI 助手）、商户端（注册与入驻、登录、审核状态、分类与菜品管理、订单处理、营业统计、店铺信息）、骑手端（登录、待接单列表、接单、送达确认、任务查询）、平台运营端（商户审核、全局查询、骑手账号维护、平台统计、操作日志）；同步定义非功能需求（安全、可靠性、易用性、可维护性）与关键业务规则（数据作用域、状态机、AI 安全规则、审计要求）。</w:t>
       </w:r>
     </w:p>
     <w:p>
@@ -903,7 +903,25 @@
           <w:i w:val="0"/>
           <w:sz w:val="24"/>
         </w:rPr>
-        <w:t xml:space="preserve"> 按最小可行原则明确本期范围与"本期不包含"清单（退款、菜品规格与 SKU、真实支付、推送、复杂配送调度等），保证需求范围可控、口径唯一（如配送费为平台固定值、订单状态以整数枚举为唯一真值）。</w:t>
+        <w:t xml:space="preserve"> 按最小可行原则明确范围边界与"不包含"清单（菜品规格与 SKU、真实支付、推送、复杂配送调度等），保证需求范围可控、口径唯一（如配送费为平台固定值、订单状态以整数枚举为唯一真值）；</w:t>
+      </w:r>
+      <w:r>
+        <w:rPr>
+          <w:rFonts w:ascii="Times New Roman" w:hAnsi="Times New Roman" w:eastAsia="宋体"/>
+          <w:b/>
+          <w:i w:val="0"/>
+          <w:sz w:val="24"/>
+        </w:rPr>
+        <w:t>退款功能纳入系统功能范围并列为后期实现项</w:t>
+      </w:r>
+      <w:r>
+        <w:rPr>
+          <w:rFonts w:ascii="Times New Roman" w:hAnsi="Times New Roman" w:eastAsia="宋体"/>
+          <w:b w:val="0"/>
+          <w:i w:val="0"/>
+          <w:sz w:val="24"/>
+        </w:rPr>
+        <w:t>（订单状态枚举已预留"退款中""已退款"取值，实现时启用）。</w:t>
       </w:r>
     </w:p>
     <w:p>

--- a/thesis-docs/01-开题报告.docx
+++ b/thesis-docs/01-开题报告.docx
@@ -107,7 +107,7 @@
                 <w:i w:val="0"/>
                 <w:sz w:val="21"/>
               </w:rPr>
-              <w:t>（待填）</w:t>
+              <w:t>[待填：学生姓名]</w:t>
             </w:r>
           </w:p>
         </w:tc>
@@ -147,7 +147,7 @@
                 <w:i w:val="0"/>
                 <w:sz w:val="21"/>
               </w:rPr>
-              <w:t>（待填）</w:t>
+              <w:t>[待填：专业班级]</w:t>
             </w:r>
           </w:p>
         </w:tc>
@@ -185,7 +185,7 @@
                 <w:i w:val="0"/>
                 <w:sz w:val="21"/>
               </w:rPr>
-              <w:t>（待填）</w:t>
+              <w:t>[待填：学号]</w:t>
             </w:r>
           </w:p>
         </w:tc>
@@ -225,7 +225,7 @@
                 <w:i w:val="0"/>
                 <w:sz w:val="21"/>
               </w:rPr>
-              <w:t>（待填）</w:t>
+              <w:t>[待填：指导教师姓名]</w:t>
             </w:r>
           </w:p>
         </w:tc>
@@ -263,7 +263,7 @@
                 <w:i w:val="0"/>
                 <w:sz w:val="21"/>
               </w:rPr>
-              <w:t>（待填）</w:t>
+              <w:t>[待填：职称/学位]</w:t>
             </w:r>
           </w:p>
         </w:tc>
@@ -320,43 +320,7 @@
           <w:i w:val="0"/>
           <w:sz w:val="24"/>
         </w:rPr>
-        <w:t>随着移动互联网与即时配送行业的快速发展，网络订餐外卖已成为餐饮消费的重要形态。以美团、饿了么为代表的大型外卖平台，本质上都是</w:t>
-      </w:r>
-      <w:r>
-        <w:rPr>
-          <w:rFonts w:ascii="Times New Roman" w:hAnsi="Times New Roman" w:eastAsia="宋体"/>
-          <w:b/>
-          <w:i w:val="0"/>
-          <w:sz w:val="24"/>
-        </w:rPr>
-        <w:t>多商户（多租户）平台</w:t>
-      </w:r>
-      <w:r>
-        <w:rPr>
-          <w:rFonts w:ascii="Times New Roman" w:hAnsi="Times New Roman" w:eastAsia="宋体"/>
-          <w:b w:val="0"/>
-          <w:i w:val="0"/>
-          <w:sz w:val="24"/>
-        </w:rPr>
-        <w:t>：平台作为运营方，接入并审核大量入驻商户；商户各自维护菜品与订单；骑手提供配送运力；消费者在平台内跨商户浏览、下单与评价。这种"一个平台、多方参与"的业务形态，对系统的</w:t>
-      </w:r>
-      <w:r>
-        <w:rPr>
-          <w:rFonts w:ascii="Times New Roman" w:hAnsi="Times New Roman" w:eastAsia="宋体"/>
-          <w:b/>
-          <w:i w:val="0"/>
-          <w:sz w:val="24"/>
-        </w:rPr>
-        <w:t>数据隔离、权限控制与交易一致性</w:t>
-      </w:r>
-      <w:r>
-        <w:rPr>
-          <w:rFonts w:ascii="Times New Roman" w:hAnsi="Times New Roman" w:eastAsia="宋体"/>
-          <w:b w:val="0"/>
-          <w:i w:val="0"/>
-          <w:sz w:val="24"/>
-        </w:rPr>
-        <w:t>提出了明确要求，是软件工程教学中"完整复杂业务系统"的良好载体。</w:t>
+        <w:t>外卖平台包含顾客、商户、骑手与平台运营等多类参与方。平台既要支持商户入驻审核、菜品维护、订单处理和配送协同，也要确保不同商户、顾客及骑手只能访问各自权限范围内的数据。由此，系统设计不仅是页面与增删改查功能的组合，还涉及角色权限、数据作用域、订单状态和金额计算等相互关联的业务规则。</w:t>
       </w:r>
     </w:p>
     <w:p>
@@ -370,34 +334,7 @@
           <w:i w:val="0"/>
           <w:sz w:val="24"/>
         </w:rPr>
-        <w:t>与此同时，大语言模型（Large Language Model, LLM）与</w:t>
-      </w:r>
-      <w:r>
-        <w:rPr>
-          <w:rFonts w:ascii="Times New Roman" w:hAnsi="Times New Roman" w:eastAsia="宋体"/>
-          <w:b/>
-          <w:i w:val="0"/>
-          <w:sz w:val="24"/>
-        </w:rPr>
-        <w:t>函数调用（Function Calling）</w:t>
-      </w:r>
-      <w:r>
-        <w:rPr>
-          <w:rFonts w:ascii="Times New Roman" w:hAnsi="Times New Roman" w:eastAsia="宋体"/>
-          <w:b w:val="0"/>
-          <w:i w:val="0"/>
-          <w:sz w:val="24"/>
-        </w:rPr>
-        <w:t>技术日趋成熟，"用自然语言对话完成业务操作"在技术上已经可行。但将 LLM 引入真实业务系统面临一个根本矛盾：模型输出具有不确定性，可能在价格、库存等关键信息上产生"幻觉"，若允许模型直接写库或发起交易，业务数据将不可信、不可控、不可审计。</w:t>
-      </w:r>
-      <w:r>
-        <w:rPr>
-          <w:rFonts w:ascii="Times New Roman" w:hAnsi="Times New Roman" w:eastAsia="宋体"/>
-          <w:b/>
-          <w:i w:val="0"/>
-          <w:sz w:val="24"/>
-        </w:rPr>
-        <w:t>如何让 AI 在业务系统中"可用而不失控"，是一个兼具工程价值与研究价值的问题。</w:t>
+        <w:t>大语言模型可以把自然语言请求转化为结构化参数，但模型生成的菜品、价格、库存或地址信息不能直接视为业务事实。若由模型直接写入正式订单或触发支付，可能产生错误订单或越权操作。本课题拟研究的问题是：在保留对话式交互便利性的同时，如何将模型限制在可审查的业务边界内，并由后端承担校验与写入责任。</w:t>
       </w:r>
     </w:p>
     <w:p>
@@ -411,43 +348,7 @@
           <w:i w:val="0"/>
           <w:sz w:val="24"/>
         </w:rPr>
-        <w:t>本课题的研究目的有二：其一，使用 Python 技术栈设计并实现一个</w:t>
-      </w:r>
-      <w:r>
-        <w:rPr>
-          <w:rFonts w:ascii="Times New Roman" w:hAnsi="Times New Roman" w:eastAsia="宋体"/>
-          <w:b/>
-          <w:i w:val="0"/>
-          <w:sz w:val="24"/>
-        </w:rPr>
-        <w:t>多商户外卖平台</w:t>
-      </w:r>
-      <w:r>
-        <w:rPr>
-          <w:rFonts w:ascii="Times New Roman" w:hAnsi="Times New Roman" w:eastAsia="宋体"/>
-          <w:b w:val="0"/>
-          <w:i w:val="0"/>
-          <w:sz w:val="24"/>
-        </w:rPr>
-        <w:t>，覆盖商户入驻审核、菜品管理、浏览购物车、下单与模拟支付、订单状态流转、轻量配送与平台运营管理的完整业务闭环，并在服务端落实多商户数据隔离与越权防范；其二，在顾客端内置一个</w:t>
-      </w:r>
-      <w:r>
-        <w:rPr>
-          <w:rFonts w:ascii="Times New Roman" w:hAnsi="Times New Roman" w:eastAsia="宋体"/>
-          <w:b/>
-          <w:i w:val="0"/>
-          <w:sz w:val="24"/>
-        </w:rPr>
-        <w:t>受控的 AI 点餐助手</w:t>
-      </w:r>
-      <w:r>
-        <w:rPr>
-          <w:rFonts w:ascii="Times New Roman" w:hAnsi="Times New Roman" w:eastAsia="宋体"/>
-          <w:b w:val="0"/>
-          <w:i w:val="0"/>
-          <w:sz w:val="24"/>
-        </w:rPr>
-        <w:t>——大语言模型只承担"意图理解与参数组织、生成待确认订单草稿"的职责，价格、库存、商户归属由后端以数据库现状重新校验，正式订单必须经顾客确认后才由服务端创建，且 AI 的每次工具调用均写入操作审计。</w:t>
+        <w:t>课题目标是使用 Python 技术栈设计并实现一个教学演示规模的多商户外卖平台，覆盖商户入驻与审核、菜品管理、顾客浏览和下单、模拟支付、订单状态流转、轻量配送、平台运营管理及评价等主流程；同时在顾客端实现受控 AI 点餐助手。AI 仅帮助理解意图、整理参数并生成待确认草稿，正式订单由服务端在顾客确认后创建，模型不直接写库或发起支付。</w:t>
       </w:r>
     </w:p>
     <w:p>
@@ -461,43 +362,7 @@
           <w:i w:val="0"/>
           <w:sz w:val="24"/>
         </w:rPr>
-        <w:t>研究意义体现在两个层面。</w:t>
-      </w:r>
-      <w:r>
-        <w:rPr>
-          <w:rFonts w:ascii="Times New Roman" w:hAnsi="Times New Roman" w:eastAsia="宋体"/>
-          <w:b/>
-          <w:i w:val="0"/>
-          <w:sz w:val="24"/>
-        </w:rPr>
-        <w:t>理论意义：</w:t>
-      </w:r>
-      <w:r>
-        <w:rPr>
-          <w:rFonts w:ascii="Times New Roman" w:hAnsi="Times New Roman" w:eastAsia="宋体"/>
-          <w:b w:val="0"/>
-          <w:i w:val="0"/>
-          <w:sz w:val="24"/>
-        </w:rPr>
-        <w:t xml:space="preserve"> 本课题探索大语言模型在受控业务系统中的落地范式——"草稿生成 → 后端重校验 → 用户确认 → 全程审计"，该范式对"如何在业务系统中安全地引入 AI 能力"具有参考价值；课题同时给出可量化的评估方法（槽位字段准确率、下单耗时对比、非法请求拦截率），使 AI 功能的实用性与安全性能够被度量。</w:t>
-      </w:r>
-      <w:r>
-        <w:rPr>
-          <w:rFonts w:ascii="Times New Roman" w:hAnsi="Times New Roman" w:eastAsia="宋体"/>
-          <w:b/>
-          <w:i w:val="0"/>
-          <w:sz w:val="24"/>
-        </w:rPr>
-        <w:t>实践意义：</w:t>
-      </w:r>
-      <w:r>
-        <w:rPr>
-          <w:rFonts w:ascii="Times New Roman" w:hAnsi="Times New Roman" w:eastAsia="宋体"/>
-          <w:b w:val="0"/>
-          <w:i w:val="0"/>
-          <w:sz w:val="24"/>
-        </w:rPr>
-        <w:t xml:space="preserve"> 课题成果是一套可运行、可复现（单机零配置即可部署演示）的完整系统，可直接用于教学演示，也可为中小型多商户平台的快速搭建提供参考实现与工程化样本。</w:t>
+        <w:t>本课题的工程意义在于把多角色交易流程、数据隔离和审计要求落实到一个可运行的系统设计中；研究意义在于形成并验证"生成草稿—服务端校验—顾客确认—操作留痕"的应用方案，并通过槽位字段准确率、下单耗时及非法请求拦截率等指标评价其效果。上述指标是拟开展的测试内容，实际结果需在开发和测试后据实报告。</w:t>
       </w:r>
     </w:p>
     <w:p>
@@ -536,7 +401,7 @@
           <w:i w:val="0"/>
           <w:sz w:val="24"/>
         </w:rPr>
-        <w:t>（1）外卖平台与商业模式研究。国内学者对网络外卖平台的市场机制已有较系统的研究。侯泽敏等从双边市场理论出发，在竞争模型中引入消费者配送时间敏感度，研究外卖平台的盈利模式选择机制，揭示了平台匹配能力、市场竞争强度与抽成比例对最优收费策略的影响[1]。这类研究刻画了外卖平台"多方参与、平台居中协调"的商业本质，为平台型系统的功能设计（商户管理、订单流转、平台运营）提供了业务依据。随着行业成熟，行业分析普遍认为外卖平台已从"规模扩张"进入"精细运营"阶段，对平台的商户治理能力（入驻审核、数据隔离、运营审计）提出了更高要求。</w:t>
+        <w:t>与外卖平台相关的国内研究包括平台经营机制建模和餐饮点餐系统设计两类。侯泽敏等从消费者配送时间敏感度出发讨论外卖平台盈利模式，为理解平台与消费者、商户及配送服务之间的协调关系提供了经济学视角[1]。校园点餐及外卖系统研究则围绕微信小程序、校园订餐和校园外卖场景开展系统设计与实现[2-4]。这些案例可为角色划分、点餐流程和系统开发步骤提供参照；其具体架构和业务边界与本课题不完全相同，不能直接等同于多商户平台治理。</w:t>
       </w:r>
     </w:p>
     <w:p>
@@ -550,57 +415,7 @@
           <w:i w:val="0"/>
           <w:sz w:val="24"/>
         </w:rPr>
-        <w:t>（2）点餐/外卖系统的设计与实现。面向餐饮场景的信息系统在国内有大量工程实践。黄笑倩等面向高校场景设计并分析了校园"掌上食堂"APP，从需求调研、模块设计到可行性分析给出了完整过程[2]；张乐采用 Java 与 MySQL 基于微信平台开发了高校食堂自助点餐系统，支持校内用户自助点餐与食堂商家入驻[3]；王馗等基于微信小程序实现了包含用户端、移动端与商家管理端的点餐系统[4]。学位论文层面对校园外卖系统有更完整的研究，如山东大学李章恒的硕士论文围绕校园外卖场景完成了从推荐算法到系统实现与测试的完整工作[5]。总体来看，国内此类系统实现数量众多，但</w:t>
-      </w:r>
-      <w:r>
-        <w:rPr>
-          <w:rFonts w:ascii="Times New Roman" w:hAnsi="Times New Roman" w:eastAsia="宋体"/>
-          <w:b/>
-          <w:i w:val="0"/>
-          <w:sz w:val="24"/>
-        </w:rPr>
-        <w:t>多数面向单商户场景（单店点餐或单校食堂），平台化程度有限</w:t>
-      </w:r>
-      <w:r>
-        <w:rPr>
-          <w:rFonts w:ascii="Times New Roman" w:hAnsi="Times New Roman" w:eastAsia="宋体"/>
-          <w:b w:val="0"/>
-          <w:i w:val="0"/>
-          <w:sz w:val="24"/>
-        </w:rPr>
-        <w:t>：缺少平台方视角的商户入驻审核、多租户数据隔离与平台运营体系，"多商户"往往停留在概念层面。</w:t>
-      </w:r>
-    </w:p>
-    <w:p>
-      <w:pPr>
-        <w:ind w:firstLine="480"/>
-      </w:pPr>
-      <w:r>
-        <w:rPr>
-          <w:rFonts w:ascii="Times New Roman" w:hAnsi="Times New Roman" w:eastAsia="宋体"/>
-          <w:b w:val="0"/>
-          <w:i w:val="0"/>
-          <w:sz w:val="24"/>
-        </w:rPr>
-        <w:t>（3）大语言模型智能体与工具调用。国内学术界对大语言模型智能体方向保持高度关注。董益宏等对基于大语言模型的代码生成智能体进行了系统性综述，指出智能体具备自主性、任务范围广泛性与工程实践性三大特征，工具集成与系统可靠性是工程落地的核心挑战[6]；王骞玥等研究了基于大语言模型的可信问答技术，强调在垂直业务场景中需对模型输出加以约束与校验[7]。这些工作表明，国内研究已充分认识到"模型能力"与"工程可靠性"的分离关系，但面向</w:t>
-      </w:r>
-      <w:r>
-        <w:rPr>
-          <w:rFonts w:ascii="Times New Roman" w:hAnsi="Times New Roman" w:eastAsia="宋体"/>
-          <w:b/>
-          <w:i w:val="0"/>
-          <w:sz w:val="24"/>
-        </w:rPr>
-        <w:t>真实交易类业务系统</w:t>
-      </w:r>
-      <w:r>
-        <w:rPr>
-          <w:rFonts w:ascii="Times New Roman" w:hAnsi="Times New Roman" w:eastAsia="宋体"/>
-          <w:b w:val="0"/>
-          <w:i w:val="0"/>
-          <w:sz w:val="24"/>
-        </w:rPr>
-        <w:t>的 LLM 安全集成（受控写操作、权限边界、操作审计）仍缺乏系统化的工程样本。</w:t>
+        <w:t>大语言模型方向的国内研究涉及智能体、代码生成及可信问答等主题[5-6]。这类研究提示，模型生成能力与业务系统可靠性需要分别考察：模型的参数组织能力并不替代服务端对权限、数据与业务规则的校验。对本课题而言，这一认识支持将 AI 能力作为受控的交互入口，而非赋予模型独立的业务权限。</w:t>
       </w:r>
     </w:p>
     <w:p>
@@ -625,7 +440,7 @@
           <w:i w:val="0"/>
           <w:sz w:val="24"/>
         </w:rPr>
-        <w:t>（1）外卖平台机制研究。国外学者较早从平台经济视角研究在线外卖（Online Food Delivery, OFD）市场。Sun 等研究了外卖平台的"三边"结构（消费者、餐厅、零工骑手），发现三边市场的竞争与服务策略不同于传统双边市场，平台的定价与服务策略需针对三边网络效应灵活调整[8]；Jiao 等基于中国饿了么平台数据的实证研究，验证了餐厅、配送系统与平台自身的服务绩效之间存在动态影响关系[9]。这类研究为平台系统的业务流程建模（多角色、多状态、多参与者协同）提供了理论参照。</w:t>
+        <w:t>在线外卖平台研究关注平台服务创新、参与方互动及配送服务等问题[7-8]。校园订餐系统的工程论文展示了移动应用、实时点餐以及不同平台技术路线的实现案例[9-11]。这些研究从业务参与方和特定使用场景提供了分析素材，但其研究目标、系统规模和技术条件各不相同，需结合本项目的教学演示边界进行取舍。</w:t>
       </w:r>
     </w:p>
     <w:p>
@@ -639,8 +454,10 @@
           <w:i w:val="0"/>
           <w:sz w:val="24"/>
         </w:rPr>
-        <w:t>（2）校园订餐系统的工程实践。国外在校园场景下的订餐系统研究侧重于移动化与特定技术方案的验证。Hamid 等采用改进瀑布模型为马来西亚高校开发了校园外卖移动应用 e-Runner，通过功能测试与可用性测试验证了系统的实用性[10]；Viraktamath 等提出基于内网的实时点餐系统，解决食堂排队拥堵问题[11]；Zhang 等尝试将区块链智能合约引入外卖平台，探索去中介化、免佣金的点对点外卖模式，并引入深度学习推荐模型[12]。这些工作展示了订餐系统在不同技术路线下的实现方式，但系统整体面向</w:t>
+        <w:t>大语言模型工具调用研究则重点讨论模型如何识别工具、生成参数并完成多步任务。ToolLLM/ToolBench、Gorilla 等工作探索了面向真实 API 的工具调用能力与评测方法[12-13]；相关智能体综述归纳了研究框架、应用和挑战[14-15]；ReAct 提出将推理与行动交替的提示范式[16]。这些成果为对话式工具调用提供了方法背景，但其能力评测不能替代面向具体交易系统的身份认证、数据作用域校验、二次确认与审计设计。</w:t>
       </w:r>
+    </w:p>
+    <w:p>
       <w:r>
         <w:rPr>
           <w:rFonts w:ascii="Times New Roman" w:hAnsi="Times New Roman" w:eastAsia="宋体"/>
@@ -648,16 +465,7 @@
           <w:i w:val="0"/>
           <w:sz w:val="24"/>
         </w:rPr>
-        <w:t>单一组织或单一学校</w:t>
-      </w:r>
-      <w:r>
-        <w:rPr>
-          <w:rFonts w:ascii="Times New Roman" w:hAnsi="Times New Roman" w:eastAsia="宋体"/>
-          <w:b w:val="0"/>
-          <w:i w:val="0"/>
-          <w:sz w:val="24"/>
-        </w:rPr>
-        <w:t>，未涉及多商户平台的治理问题。</w:t>
+        <w:t>3. 研究述评与本课题切入点</w:t>
       </w:r>
     </w:p>
     <w:p>
@@ -671,104 +479,7 @@
           <w:i w:val="0"/>
           <w:sz w:val="24"/>
         </w:rPr>
-        <w:t>（3）大语言模型智能体与工具调用。这是与本课题 AI 部分最直接相关的研究方向。Qin 等提出 ToolLLM 框架与 ToolBench 数据集，让开源大模型掌握 16000+ 真实世界 API 的调用能力，并给出自动评测器 ToolEval[13]；Patil 等提出 Gorilla，使模型能够针对大规模 API 库生成正确的调用请求[14]；Wang 等与 Xi 等分别从智能体构建框架与"大脑-感知-行动"通用框架的角度对大语言模型智能体研究进行了系统综述[15][16]。上述研究极大提升了模型的工具调用</w:t>
-      </w:r>
-      <w:r>
-        <w:rPr>
-          <w:rFonts w:ascii="Times New Roman" w:hAnsi="Times New Roman" w:eastAsia="宋体"/>
-          <w:b/>
-          <w:i w:val="0"/>
-          <w:sz w:val="24"/>
-        </w:rPr>
-        <w:t>能力</w:t>
-      </w:r>
-      <w:r>
-        <w:rPr>
-          <w:rFonts w:ascii="Times New Roman" w:hAnsi="Times New Roman" w:eastAsia="宋体"/>
-          <w:b w:val="0"/>
-          <w:i w:val="0"/>
-          <w:sz w:val="24"/>
-        </w:rPr>
-        <w:t>，但其关注重心是"选对工具、调对参数"的能力评测，</w:t>
-      </w:r>
-      <w:r>
-        <w:rPr>
-          <w:rFonts w:ascii="Times New Roman" w:hAnsi="Times New Roman" w:eastAsia="宋体"/>
-          <w:b/>
-          <w:i w:val="0"/>
-          <w:sz w:val="24"/>
-        </w:rPr>
-        <w:t>对于"模型在高权限业务系统中的执行边界"——即如何设计系统使模型的操作被约束、可校验、可追溯——研究相对不足</w:t>
-      </w:r>
-      <w:r>
-        <w:rPr>
-          <w:rFonts w:ascii="Times New Roman" w:hAnsi="Times New Roman" w:eastAsia="宋体"/>
-          <w:b w:val="0"/>
-          <w:i w:val="0"/>
-          <w:sz w:val="24"/>
-        </w:rPr>
-        <w:t>。</w:t>
-      </w:r>
-    </w:p>
-    <w:p>
-      <w:r>
-        <w:rPr>
-          <w:rFonts w:ascii="Times New Roman" w:hAnsi="Times New Roman" w:eastAsia="宋体"/>
-          <w:b/>
-          <w:i w:val="0"/>
-          <w:sz w:val="24"/>
-        </w:rPr>
-        <w:t>3. 现有研究的不足与本课题的切入点</w:t>
-      </w:r>
-    </w:p>
-    <w:p>
-      <w:pPr>
-        <w:ind w:firstLine="480"/>
-      </w:pPr>
-      <w:r>
-        <w:rPr>
-          <w:rFonts w:ascii="Times New Roman" w:hAnsi="Times New Roman" w:eastAsia="宋体"/>
-          <w:b w:val="0"/>
-          <w:i w:val="0"/>
-          <w:sz w:val="24"/>
-        </w:rPr>
-        <w:t>综上：多商户外卖平台在商业研究上成果丰富，但工程实现多停留于单商户或教学简化形态，缺少覆盖"入驻审核—数据隔离—平台运营—完整交易闭环"的完整样本；大语言模型工具调用研究集中于能力提升，缺少"模型输出不可信时如何设计业务安全边界"的系统化处理。本课题的切入点正在于此：以 Python 技术栈实现一个</w:t>
-      </w:r>
-      <w:r>
-        <w:rPr>
-          <w:rFonts w:ascii="Times New Roman" w:hAnsi="Times New Roman" w:eastAsia="宋体"/>
-          <w:b/>
-          <w:i w:val="0"/>
-          <w:sz w:val="24"/>
-        </w:rPr>
-        <w:t>多商户治理完备</w:t>
-      </w:r>
-      <w:r>
-        <w:rPr>
-          <w:rFonts w:ascii="Times New Roman" w:hAnsi="Times New Roman" w:eastAsia="宋体"/>
-          <w:b w:val="0"/>
-          <w:i w:val="0"/>
-          <w:sz w:val="24"/>
-        </w:rPr>
-        <w:t>的外卖平台，并设计</w:t>
-      </w:r>
-      <w:r>
-        <w:rPr>
-          <w:rFonts w:ascii="Times New Roman" w:hAnsi="Times New Roman" w:eastAsia="宋体"/>
-          <w:b/>
-          <w:i w:val="0"/>
-          <w:sz w:val="24"/>
-        </w:rPr>
-        <w:t>"草稿单 + 后端重校验 + 顾客确认 + 全程审计"的受控 AI 下单机制</w:t>
-      </w:r>
-      <w:r>
-        <w:rPr>
-          <w:rFonts w:ascii="Times New Roman" w:hAnsi="Times New Roman" w:eastAsia="宋体"/>
-          <w:b w:val="0"/>
-          <w:i w:val="0"/>
-          <w:sz w:val="24"/>
-        </w:rPr>
-        <w:t>，让大模型在业务系统中"可用而不失控"，并通过字段准确率、下单耗时与非法请求拦截率三个指标对 AI 功能进行量化评估。</w:t>
+        <w:t>已有研究分别讨论平台经营机制、点餐系统案例和大语言模型智能体/工具调用[1-4,7-16]。对于本课题，值得进一步完成的是将多商户业务闭环与受控 AI 交互放在同一个可复现的教学系统中，明确模型做什么、服务端必须重新判断什么，以及哪些操作必须由顾客确认。本文不声称相关领域缺少研究或本系统具有普遍首创性；拟将工作定位为面向教学演示的工程设计与验证。</w:t>
       </w:r>
     </w:p>
     <w:p>
@@ -796,18 +507,7 @@
           <w:i w:val="0"/>
           <w:sz w:val="24"/>
         </w:rPr>
-        <w:t>1. 系统分析</w:t>
-      </w:r>
-    </w:p>
-    <w:p>
-      <w:r>
-        <w:rPr>
-          <w:rFonts w:ascii="Times New Roman" w:hAnsi="Times New Roman" w:eastAsia="宋体"/>
-          <w:b w:val="0"/>
-          <w:i w:val="0"/>
-          <w:sz w:val="24"/>
-        </w:rPr>
-        <w:t>基于外卖平台的多角色业务特征，完成需求获取与建模：</w:t>
+        <w:t>1. 系统分析与范围界定</w:t>
       </w:r>
     </w:p>
     <w:p>
@@ -821,25 +521,7 @@
           <w:i w:val="0"/>
           <w:sz w:val="24"/>
         </w:rPr>
-        <w:t>（1）</w:t>
-      </w:r>
-      <w:r>
-        <w:rPr>
-          <w:rFonts w:ascii="Times New Roman" w:hAnsi="Times New Roman" w:eastAsia="宋体"/>
-          <w:b/>
-          <w:i w:val="0"/>
-          <w:sz w:val="24"/>
-        </w:rPr>
-        <w:t>角色与用例分析。</w:t>
-      </w:r>
-      <w:r>
-        <w:rPr>
-          <w:rFonts w:ascii="Times New Roman" w:hAnsi="Times New Roman" w:eastAsia="宋体"/>
-          <w:b w:val="0"/>
-          <w:i w:val="0"/>
-          <w:sz w:val="24"/>
-        </w:rPr>
-        <w:t xml:space="preserve"> 系统共四类角色：顾客、商户、骑手、平台运营；AI 点餐助手定位为顾客端内的一个功能模块，代表当前登录顾客发起操作，不构成独立角色。围绕三条业务主线——平台交易闭环（浏览→下单→支付→接单→配送→评价）、AI 受控下单（草稿生成→校验→确认）、多商户治理（入驻审核+数据隔离）——梳理核心用例：顾客浏览与下单、顾客取消订单、商户注册与入驻申请、平台审核商户、商户管理菜品、顾客使用 AI 助手辅助下单、订单状态流转、骑手接单与送达、AI 助手催单与辅助评价等。</w:t>
+        <w:t>围绕顾客、商户、骑手和平台运营四类角色开展需求分析，明确主要用例、数据范围、异常路径和验收条件。顾客端覆盖登录、商户与菜品浏览、购物车、地址、下单、模拟支付、订单查询、允许范围内取消、退款（后期实现项）和评价；商户端覆盖注册并提交入驻资料、审核状态查询、菜品分类与菜品维护、订单处理和营业统计；骑手端覆盖待接单查询、接单、送达确认及本人任务查询；运营端由 Django Admin 承载商户审核、全局查询、骑手账号维护、统计和操作日志。</w:t>
       </w:r>
     </w:p>
     <w:p>
@@ -853,25 +535,21 @@
           <w:i w:val="0"/>
           <w:sz w:val="24"/>
         </w:rPr>
-        <w:t>（2）</w:t>
+        <w:t>本期采用最小可行范围：不接真实支付，不实现菜品规格/SKU、复杂配送调度、实时定位、优惠券积分及真实短信/推送。购物车拟由顾客端本地维护；配送费按平台固定值 2 元计算并由服务端写入订单快照。退款列为后续实现项，本期不将其描述为已实现功能。</w:t>
       </w:r>
+    </w:p>
+    <w:p>
+      <w:pPr>
+        <w:spacing w:before="160" w:after="120"/>
+      </w:pPr>
       <w:r>
         <w:rPr>
-          <w:rFonts w:ascii="Times New Roman" w:hAnsi="Times New Roman" w:eastAsia="宋体"/>
+          <w:rFonts w:ascii="Times New Roman" w:hAnsi="Times New Roman" w:eastAsia="黑体"/>
           <w:b/>
           <w:i w:val="0"/>
           <w:sz w:val="24"/>
         </w:rPr>
-        <w:t>功能需求分析。</w:t>
-      </w:r>
-      <w:r>
-        <w:rPr>
-          <w:rFonts w:ascii="Times New Roman" w:hAnsi="Times New Roman" w:eastAsia="宋体"/>
-          <w:b w:val="0"/>
-          <w:i w:val="0"/>
-          <w:sz w:val="24"/>
-        </w:rPr>
-        <w:t xml:space="preserve"> 按四端梳理功能需求并确定优先级（核心/重要两档）：顾客端（登录、浏览、购物车、下单、支付、订单、取消、退款（后期实现项）、地址、评价及 AI 助手）、商户端（注册与入驻、登录、审核状态、分类与菜品管理、订单处理、营业统计、店铺信息）、骑手端（登录、待接单列表、接单、送达确认、任务查询）、平台运营端（商户审核、全局查询、骑手账号维护、平台统计、操作日志）；同步定义非功能需求（安全、可靠性、易用性、可维护性）与关键业务规则（数据作用域、状态机、AI 安全规则、审计要求）。</w:t>
+        <w:t>2. 总体架构与数据设计</w:t>
       </w:r>
     </w:p>
     <w:p>
@@ -885,17 +563,13 @@
           <w:i w:val="0"/>
           <w:sz w:val="24"/>
         </w:rPr>
-        <w:t>（3）</w:t>
+        <w:t>系统采用前后端分离的模块化单体架构。后端使用 Django 提供 JSON 接口并统一响应格式；前端使用 Vue 3、Vite 与 TypeScript 构建顾客、商户、骑手三个独立单页应用；平台运营功能由 Django Admin 承载。数据库默认采用 SQLite，并保留通过环境变量切换至 MySQL 8 的方案。</w:t>
       </w:r>
-      <w:r>
-        <w:rPr>
-          <w:rFonts w:ascii="Times New Roman" w:hAnsi="Times New Roman" w:eastAsia="宋体"/>
-          <w:b/>
-          <w:i w:val="0"/>
-          <w:sz w:val="24"/>
-        </w:rPr>
-        <w:t>业务口径收敛。</w:t>
-      </w:r>
+    </w:p>
+    <w:p>
+      <w:pPr>
+        <w:ind w:firstLine="480"/>
+      </w:pPr>
       <w:r>
         <w:rPr>
           <w:rFonts w:ascii="Times New Roman" w:hAnsi="Times New Roman" w:eastAsia="宋体"/>
@@ -903,25 +577,7 @@
           <w:i w:val="0"/>
           <w:sz w:val="24"/>
         </w:rPr>
-        <w:t xml:space="preserve"> 按最小可行原则明确范围边界与"不包含"清单（菜品规格与 SKU、真实支付、推送、复杂配送调度等），保证需求范围可控、口径唯一（如配送费为平台固定值、订单状态以整数枚举为唯一真值）；</w:t>
-      </w:r>
-      <w:r>
-        <w:rPr>
-          <w:rFonts w:ascii="Times New Roman" w:hAnsi="Times New Roman" w:eastAsia="宋体"/>
-          <w:b/>
-          <w:i w:val="0"/>
-          <w:sz w:val="24"/>
-        </w:rPr>
-        <w:t>退款功能纳入系统功能范围并列为后期实现项</w:t>
-      </w:r>
-      <w:r>
-        <w:rPr>
-          <w:rFonts w:ascii="Times New Roman" w:hAnsi="Times New Roman" w:eastAsia="宋体"/>
-          <w:b w:val="0"/>
-          <w:i w:val="0"/>
-          <w:sz w:val="24"/>
-        </w:rPr>
-        <w:t>（订单状态枚举已预留"退款中""已退款"取值，实现时启用）。</w:t>
+        <w:t>数据设计围绕用户、商户、菜品、订单、支付、配送、评价、审计和 AI 会话/草稿等业务域展开。订单只归属一个商户，订单明细保存商品名称及单价快照，金额使用定点数类型。订单状态以服务端整数枚举作为唯一真值，所有状态变更经统一入口校验合法迁移并记录状态日志。商户、顾客和骑手接口必须在服务端按 merchant_id、user_id 或 rider_id 限定数据作用域。</w:t>
       </w:r>
     </w:p>
     <w:p>
@@ -935,7 +591,7 @@
           <w:i w:val="0"/>
           <w:sz w:val="24"/>
         </w:rPr>
-        <w:t>2. 系统总体设计</w:t>
+        <w:t>3. 受控 AI 点餐与关键业务规则</w:t>
       </w:r>
     </w:p>
     <w:p>
@@ -949,43 +605,7 @@
           <w:i w:val="0"/>
           <w:sz w:val="24"/>
         </w:rPr>
-        <w:t>（1）</w:t>
-      </w:r>
-      <w:r>
-        <w:rPr>
-          <w:rFonts w:ascii="Times New Roman" w:hAnsi="Times New Roman" w:eastAsia="宋体"/>
-          <w:b/>
-          <w:i w:val="0"/>
-          <w:sz w:val="24"/>
-        </w:rPr>
-        <w:t>架构设计。</w:t>
-      </w:r>
-      <w:r>
-        <w:rPr>
-          <w:rFonts w:ascii="Times New Roman" w:hAnsi="Times New Roman" w:eastAsia="宋体"/>
-          <w:b w:val="0"/>
-          <w:i w:val="0"/>
-          <w:sz w:val="24"/>
-        </w:rPr>
-        <w:t xml:space="preserve"> 采用前后端分离架构：后端基于 Django 提供 JSON 接口（统一响应格式 </w:t>
-      </w:r>
-      <w:r>
-        <w:rPr>
-          <w:rFonts w:ascii="Consolas" w:hAnsi="Consolas" w:eastAsia="Consolas"/>
-          <w:b w:val="0"/>
-          <w:i w:val="0"/>
-          <w:sz w:val="23"/>
-        </w:rPr>
-        <w:t>{code, info, data}</w:t>
-      </w:r>
-      <w:r>
-        <w:rPr>
-          <w:rFonts w:ascii="Times New Roman" w:hAnsi="Times New Roman" w:eastAsia="宋体"/>
-          <w:b w:val="0"/>
-          <w:i w:val="0"/>
-          <w:sz w:val="24"/>
-        </w:rPr>
-        <w:t>）；前端采用 Vue 3 + Vite + TypeScript 构建顾客端、商户端、骑手端三个独立单页应用（npm workspaces 单仓库多应用，共享请求封装与状态口径）；平台运营端由 Django Admin 承载；前端构建产物由 Django 同源托管，实现单端口部署演示。</w:t>
+        <w:t>AI 点餐助手作为顾客端功能，不构成独立角色。请求必须来自已登录顾客；工具接口与普通业务接口共用认证、权限和作用域检查。模型可调用的工具包括商户/菜品搜索、草稿校验与生成、本人订单状态查询、催单和辅助评价，但不得直接创建正式订单、修改库存或发起支付。工具调用、草稿创建和确认均计划写入操作审计日志。</w:t>
       </w:r>
     </w:p>
     <w:p>
@@ -999,25 +619,7 @@
           <w:i w:val="0"/>
           <w:sz w:val="24"/>
         </w:rPr>
-        <w:t>（2）</w:t>
-      </w:r>
-      <w:r>
-        <w:rPr>
-          <w:rFonts w:ascii="Times New Roman" w:hAnsi="Times New Roman" w:eastAsia="宋体"/>
-          <w:b/>
-          <w:i w:val="0"/>
-          <w:sz w:val="24"/>
-        </w:rPr>
-        <w:t>技术选型论证。</w:t>
-      </w:r>
-      <w:r>
-        <w:rPr>
-          <w:rFonts w:ascii="Times New Roman" w:hAnsi="Times New Roman" w:eastAsia="宋体"/>
-          <w:b w:val="0"/>
-          <w:i w:val="0"/>
-          <w:sz w:val="24"/>
-        </w:rPr>
-        <w:t xml:space="preserve"> 后端选择 Django 的四点理由（Admin 开箱即用、ORM 与迁移一体化、认证体系可复用、教学规模下性能非瓶颈）；数据库默认 SQLite（零配置）、可通过环境变量切换 MySQL 8；AI 能力采用 OpenAI 兼容的函数调用接口，未配置模型凭据时自动降级为内置规则化实现（保证演示可靠性与可复现性）。</w:t>
+        <w:t>拟将草稿生成和最终确认设计为两个校验节点。生成草稿时，后端依据数据库核验商户归属、菜品上下架状态、价格、可售数量及地址归属；顾客点击确认、草稿转为正式订单前，服务端再次读取当前数据并重验价格、可售数量、商户与地址。若价格、库存或其他关键内容发生变化，则拒绝按旧摘要直接下单，返回变化后的信息并要求顾客再次确认；订单地址以经检验后的快照保存。</w:t>
       </w:r>
     </w:p>
     <w:p>
@@ -1031,25 +633,21 @@
           <w:i w:val="0"/>
           <w:sz w:val="24"/>
         </w:rPr>
-        <w:t>（3）</w:t>
+        <w:t>现有设计材料说明本期库存用于可售校验，但不自动扣减或预留。因此，确认时重验只能降低草稿过期风险，不能在并发下提供库存预占保证；该限制写入系统说明，并通过教学演示规模下的测试如实描述。支付采用模拟商户接口。商户负责接单及允许状态下的取消，订单的完成由骑手送达确认触发。</w:t>
       </w:r>
+    </w:p>
+    <w:p>
+      <w:pPr>
+        <w:spacing w:before="160" w:after="120"/>
+      </w:pPr>
       <w:r>
         <w:rPr>
-          <w:rFonts w:ascii="Times New Roman" w:hAnsi="Times New Roman" w:eastAsia="宋体"/>
+          <w:rFonts w:ascii="Times New Roman" w:hAnsi="Times New Roman" w:eastAsia="黑体"/>
           <w:b/>
           <w:i w:val="0"/>
           <w:sz w:val="24"/>
         </w:rPr>
-        <w:t>数据库设计。</w:t>
-      </w:r>
-      <w:r>
-        <w:rPr>
-          <w:rFonts w:ascii="Times New Roman" w:hAnsi="Times New Roman" w:eastAsia="宋体"/>
-          <w:b w:val="0"/>
-          <w:i w:val="0"/>
-          <w:sz w:val="24"/>
-        </w:rPr>
-        <w:t xml:space="preserve"> 基于业务主线设计二十余张数据表，划分用户域、商户域、商品域、订单域、支付域、配送域、评价域、运营审计域与 AI 服务域；金额字段使用 Decimal；订单明细对菜品名称与单价做快照；关键字段建立索引与唯一约束；给出 E-R 关系与表结构说明。</w:t>
+        <w:t>4. 研究方法、技术路线与测试评估</w:t>
       </w:r>
     </w:p>
     <w:p>
@@ -1063,17 +661,13 @@
           <w:i w:val="0"/>
           <w:sz w:val="24"/>
         </w:rPr>
-        <w:t>（4）</w:t>
+        <w:t>研究与实现拟结合文献归纳、需求建模、模块化系统设计及软件测试。首先梳理外卖平台与大语言模型工具调用相关文献，并以需求规格形成角色、流程和边界；随后完成总体架构、数据库和状态机设计，再按业务模块实现前后端；最后通过单元、接口、集成和端到端测试检查主要流程与权限边界。技术路线为"文献与需求分析—架构及数据设计—核心业务实现—AI 受控流程实现—测试与指标评估—论文整理与答辩准备"。</w:t>
       </w:r>
-      <w:r>
-        <w:rPr>
-          <w:rFonts w:ascii="Times New Roman" w:hAnsi="Times New Roman" w:eastAsia="宋体"/>
-          <w:b/>
-          <w:i w:val="0"/>
-          <w:sz w:val="24"/>
-        </w:rPr>
-        <w:t>关键机制设计。</w:t>
-      </w:r>
+    </w:p>
+    <w:p>
+      <w:pPr>
+        <w:ind w:firstLine="480"/>
+      </w:pPr>
       <w:r>
         <w:rPr>
           <w:rFonts w:ascii="Times New Roman" w:hAnsi="Times New Roman" w:eastAsia="宋体"/>
@@ -1081,7 +675,21 @@
           <w:i w:val="0"/>
           <w:sz w:val="24"/>
         </w:rPr>
-        <w:t xml:space="preserve"> 订单状态机（状态取值 10–60，合法迁移表与统一变更入口，非法迁移拒绝并记录日志）；四类角色独立盐值的令牌认证；服务端作用域过滤（商户/顾客/骑手按作用域隔离数据）；操作审计（含 AI 工具调用）。</w:t>
+        <w:t>测试计划覆盖入驻审核、商品维护、下单与模拟支付、订单状态迁移、骑手接单及送达、评价、AI 草稿确认和审计等主链路；构造跨商户、跨顾客、跨骑手访问及非法状态迁移用例，统计正确拦截比例。AI 功能拟使用预先定义的对话用例集，按商户、菜品、数量、地址四类槽位统计准确率；在相同测试条件下记录 AI 辅助与人工逐项下单耗时。测试构造方法、样本数量、运行环境和实测数据均需在实施后据实报告，不在开题阶段预设结果。</w:t>
+      </w:r>
+    </w:p>
+    <w:p>
+      <w:pPr>
+        <w:spacing w:before="240" w:after="120"/>
+      </w:pPr>
+      <w:r>
+        <w:rPr>
+          <w:rFonts w:ascii="Times New Roman" w:hAnsi="Times New Roman" w:eastAsia="黑体"/>
+          <w:b/>
+          <w:i w:val="0"/>
+          <w:sz w:val="28"/>
+        </w:rPr>
+        <w:t>三、课题研究条件（材料、主要实验仪器设备等）</w:t>
       </w:r>
     </w:p>
     <w:p>
@@ -1095,7 +703,7 @@
           <w:i w:val="0"/>
           <w:sz w:val="24"/>
         </w:rPr>
-        <w:t>3. 关键技术实现</w:t>
+        <w:t>1. 软硬件条件</w:t>
       </w:r>
     </w:p>
     <w:p>
@@ -1109,25 +717,21 @@
           <w:i w:val="0"/>
           <w:sz w:val="24"/>
         </w:rPr>
-        <w:t>（1）</w:t>
+        <w:t>硬件条件按任务书要求准备：Windows 11 专业版，四核 2.0GHz 以上处理器、8GB 以上内存及 20GB 以上可用磁盘空间。开发软件计划采用 Python 3.12、Django 6.1，前端采用 Vue 3、Vite、TypeScript 与 Node.js 22，使用 Visual Studio Code 或 PyCharm、Git、Postman/curl 及 Django Test 等工具。Django 官方发布说明列明 6.1 支持 Python 3.12；Node.js 官方发布页将 22.x 列为 LTS。数据库默认 SQLite，可选 MySQL 8。</w:t>
       </w:r>
+    </w:p>
+    <w:p>
+      <w:pPr>
+        <w:spacing w:before="160" w:after="120"/>
+      </w:pPr>
       <w:r>
         <w:rPr>
-          <w:rFonts w:ascii="Times New Roman" w:hAnsi="Times New Roman" w:eastAsia="宋体"/>
+          <w:rFonts w:ascii="Times New Roman" w:hAnsi="Times New Roman" w:eastAsia="黑体"/>
           <w:b/>
           <w:i w:val="0"/>
           <w:sz w:val="24"/>
         </w:rPr>
-        <w:t>受控 AI 下单机制（核心创新点）。</w:t>
-      </w:r>
-      <w:r>
-        <w:rPr>
-          <w:rFonts w:ascii="Times New Roman" w:hAnsi="Times New Roman" w:eastAsia="宋体"/>
-          <w:b w:val="0"/>
-          <w:i w:val="0"/>
-          <w:sz w:val="24"/>
-        </w:rPr>
-        <w:t xml:space="preserve"> 设计并实现七个 AI 工具接口（商户搜索、菜品搜索、草稿校验、草稿生成、订单状态查询、催单、评价），以 OpenAI 兼容 JSON Schema 声明供模型调用；实现多轮工具调用循环（对话代理）与系统提示词约束；实现"后端重校验"（价格、库存、商户归属以数据库为准）与"草稿单"机制（AI 只生成待确认草稿，正式订单由顾客确认后服务端创建）；实现工具调用全程审计（记录操作者标识、动作、参数与结果）。</w:t>
+        <w:t>2. 数据与外部依赖</w:t>
       </w:r>
     </w:p>
     <w:p>
@@ -1141,25 +745,21 @@
           <w:i w:val="0"/>
           <w:sz w:val="24"/>
         </w:rPr>
-        <w:t>（2）</w:t>
+        <w:t>系统以自建演示数据进行功能验证，不依赖真实顾客、商户或支付数据。模型服务采用 OpenAI 兼容接口作为可选依赖；未配置凭据时按材料设计使用内置规则化兜底方案，保证基础演示链路可运行。真实支付、短信和外部推送不纳入本期范围。</w:t>
       </w:r>
+    </w:p>
+    <w:p>
+      <w:pPr>
+        <w:spacing w:before="160" w:after="120"/>
+      </w:pPr>
       <w:r>
         <w:rPr>
-          <w:rFonts w:ascii="Times New Roman" w:hAnsi="Times New Roman" w:eastAsia="宋体"/>
+          <w:rFonts w:ascii="Times New Roman" w:hAnsi="Times New Roman" w:eastAsia="黑体"/>
           <w:b/>
           <w:i w:val="0"/>
           <w:sz w:val="24"/>
         </w:rPr>
-        <w:t>安全与隔离实现。</w:t>
-      </w:r>
-      <w:r>
-        <w:rPr>
-          <w:rFonts w:ascii="Times New Roman" w:hAnsi="Times New Roman" w:eastAsia="宋体"/>
-          <w:b w:val="0"/>
-          <w:i w:val="0"/>
-          <w:sz w:val="24"/>
-        </w:rPr>
-        <w:t xml:space="preserve"> 实现四类角色独立盐值令牌的签发与校验；实现统一权限装饰器体系（登录校验、商户审核门槛等）；实现数据作用域过滤（查询与写操作强制携带作用域条件）；实现下单地址校验、订单归属过滤等业务安全校验，并以测试用例验证跨商户、跨顾客、跨骑手越权请求均被正确拦截。</w:t>
+        <w:t>3. 可行性及风险控制</w:t>
       </w:r>
     </w:p>
     <w:p>
@@ -1173,256 +773,7 @@
           <w:i w:val="0"/>
           <w:sz w:val="24"/>
         </w:rPr>
-        <w:t>（3）</w:t>
-      </w:r>
-      <w:r>
-        <w:rPr>
-          <w:rFonts w:ascii="Times New Roman" w:hAnsi="Times New Roman" w:eastAsia="宋体"/>
-          <w:b/>
-          <w:i w:val="0"/>
-          <w:sz w:val="24"/>
-        </w:rPr>
-        <w:t>功能实现与测试。</w:t>
-      </w:r>
-      <w:r>
-        <w:rPr>
-          <w:rFonts w:ascii="Times New Roman" w:hAnsi="Times New Roman" w:eastAsia="宋体"/>
-          <w:b w:val="0"/>
-          <w:i w:val="0"/>
-          <w:sz w:val="24"/>
-        </w:rPr>
-        <w:t xml:space="preserve"> 完成后端各业务模块、前端三端界面与 AI 助手的编码实现；编写自动化测试覆盖作用域越权、状态迁移合法性、业务口径（配送费、展示字段）与入驻链路等场景；完成全链路端到端验证（下单→支付→接单→配送→评价→AI 对话下单）。</w:t>
-      </w:r>
-    </w:p>
-    <w:p>
-      <w:pPr>
-        <w:ind w:firstLine="480"/>
-      </w:pPr>
-      <w:r>
-        <w:rPr>
-          <w:rFonts w:ascii="Times New Roman" w:hAnsi="Times New Roman" w:eastAsia="宋体"/>
-          <w:b w:val="0"/>
-          <w:i w:val="0"/>
-          <w:sz w:val="24"/>
-        </w:rPr>
-        <w:t>（4）</w:t>
-      </w:r>
-      <w:r>
-        <w:rPr>
-          <w:rFonts w:ascii="Times New Roman" w:hAnsi="Times New Roman" w:eastAsia="宋体"/>
-          <w:b/>
-          <w:i w:val="0"/>
-          <w:sz w:val="24"/>
-        </w:rPr>
-        <w:t>AI 功能评估。</w:t>
-      </w:r>
-      <w:r>
-        <w:rPr>
-          <w:rFonts w:ascii="Times New Roman" w:hAnsi="Times New Roman" w:eastAsia="宋体"/>
-          <w:b w:val="0"/>
-          <w:i w:val="0"/>
-          <w:sz w:val="24"/>
-        </w:rPr>
-        <w:t xml:space="preserve"> 构造对话测试用例集，统计三个量化指标：槽位字段准确率（商户/菜品/数量/地址四类字段与期望值的一致比例）、下单耗时（AI 辅助下单与人工逐项下单的耗时对比）、非法状态与越权测试通过率（构造非法请求的被拦截比例）。</w:t>
-      </w:r>
-    </w:p>
-    <w:p>
-      <w:pPr>
-        <w:spacing w:before="160" w:after="120"/>
-      </w:pPr>
-      <w:r>
-        <w:rPr>
-          <w:rFonts w:ascii="Times New Roman" w:hAnsi="Times New Roman" w:eastAsia="黑体"/>
-          <w:b/>
-          <w:i w:val="0"/>
-          <w:sz w:val="24"/>
-        </w:rPr>
-        <w:t>4. 论文撰写与答辩准备</w:t>
-      </w:r>
-    </w:p>
-    <w:p>
-      <w:pPr>
-        <w:ind w:firstLine="480"/>
-      </w:pPr>
-      <w:r>
-        <w:rPr>
-          <w:rFonts w:ascii="Times New Roman" w:hAnsi="Times New Roman" w:eastAsia="宋体"/>
-          <w:b w:val="0"/>
-          <w:i w:val="0"/>
-          <w:sz w:val="24"/>
-        </w:rPr>
-        <w:t>整理需求分析、系统设计、测试与评估数据，按学校规范撰写毕业论文；准备系统演示环境与答辩材料，完成毕业答辩。</w:t>
-      </w:r>
-    </w:p>
-    <w:p>
-      <w:pPr>
-        <w:spacing w:before="240" w:after="120"/>
-      </w:pPr>
-      <w:r>
-        <w:rPr>
-          <w:rFonts w:ascii="Times New Roman" w:hAnsi="Times New Roman" w:eastAsia="黑体"/>
-          <w:b/>
-          <w:i w:val="0"/>
-          <w:sz w:val="28"/>
-        </w:rPr>
-        <w:t>三、课题研究的条件（材料、主要实验仪器设备等）</w:t>
-      </w:r>
-    </w:p>
-    <w:p>
-      <w:r>
-        <w:rPr>
-          <w:rFonts w:ascii="Times New Roman" w:hAnsi="Times New Roman" w:eastAsia="宋体"/>
-          <w:b/>
-          <w:i w:val="0"/>
-          <w:sz w:val="24"/>
-        </w:rPr>
-        <w:t>硬件：</w:t>
-      </w:r>
-    </w:p>
-    <w:p>
-      <w:pPr>
-        <w:pStyle w:val="ListBullet"/>
-        <w:spacing w:line="360" w:lineRule="auto"/>
-      </w:pPr>
-      <w:r>
-        <w:rPr>
-          <w:rFonts w:ascii="Times New Roman" w:hAnsi="Times New Roman" w:eastAsia="宋体"/>
-          <w:b w:val="0"/>
-          <w:i w:val="0"/>
-          <w:sz w:val="24"/>
-        </w:rPr>
-        <w:t>操作系统：Windows 11 专业版</w:t>
-      </w:r>
-    </w:p>
-    <w:p>
-      <w:pPr>
-        <w:pStyle w:val="ListBullet"/>
-        <w:spacing w:line="360" w:lineRule="auto"/>
-      </w:pPr>
-      <w:r>
-        <w:rPr>
-          <w:rFonts w:ascii="Times New Roman" w:hAnsi="Times New Roman" w:eastAsia="宋体"/>
-          <w:b w:val="0"/>
-          <w:i w:val="0"/>
-          <w:sz w:val="24"/>
-        </w:rPr>
-        <w:t>CPU：四核 2.0GHz 以上</w:t>
-      </w:r>
-    </w:p>
-    <w:p>
-      <w:pPr>
-        <w:pStyle w:val="ListBullet"/>
-        <w:spacing w:line="360" w:lineRule="auto"/>
-      </w:pPr>
-      <w:r>
-        <w:rPr>
-          <w:rFonts w:ascii="Times New Roman" w:hAnsi="Times New Roman" w:eastAsia="宋体"/>
-          <w:b w:val="0"/>
-          <w:i w:val="0"/>
-          <w:sz w:val="24"/>
-        </w:rPr>
-        <w:t>内存：8GB 以上</w:t>
-      </w:r>
-    </w:p>
-    <w:p>
-      <w:pPr>
-        <w:pStyle w:val="ListBullet"/>
-        <w:spacing w:line="360" w:lineRule="auto"/>
-      </w:pPr>
-      <w:r>
-        <w:rPr>
-          <w:rFonts w:ascii="Times New Roman" w:hAnsi="Times New Roman" w:eastAsia="宋体"/>
-          <w:b w:val="0"/>
-          <w:i w:val="0"/>
-          <w:sz w:val="24"/>
-        </w:rPr>
-        <w:t>磁盘：20GB 以上可用空间</w:t>
-      </w:r>
-    </w:p>
-    <w:p>
-      <w:r>
-        <w:rPr>
-          <w:rFonts w:ascii="Times New Roman" w:hAnsi="Times New Roman" w:eastAsia="宋体"/>
-          <w:b/>
-          <w:i w:val="0"/>
-          <w:sz w:val="24"/>
-        </w:rPr>
-        <w:t>软件：</w:t>
-      </w:r>
-    </w:p>
-    <w:p>
-      <w:pPr>
-        <w:pStyle w:val="ListBullet"/>
-        <w:spacing w:line="360" w:lineRule="auto"/>
-      </w:pPr>
-      <w:r>
-        <w:rPr>
-          <w:rFonts w:ascii="Times New Roman" w:hAnsi="Times New Roman" w:eastAsia="宋体"/>
-          <w:b w:val="0"/>
-          <w:i w:val="0"/>
-          <w:sz w:val="24"/>
-        </w:rPr>
-        <w:t>开发语言与框架：Python 3.12、Django 6.1；Vue 3 + Vite + TypeScript（Node.js 22）</w:t>
-      </w:r>
-    </w:p>
-    <w:p>
-      <w:pPr>
-        <w:pStyle w:val="ListBullet"/>
-        <w:spacing w:line="360" w:lineRule="auto"/>
-      </w:pPr>
-      <w:r>
-        <w:rPr>
-          <w:rFonts w:ascii="Times New Roman" w:hAnsi="Times New Roman" w:eastAsia="宋体"/>
-          <w:b w:val="0"/>
-          <w:i w:val="0"/>
-          <w:sz w:val="24"/>
-        </w:rPr>
-        <w:t>数据库：SQLite（默认，零配置）；可选 MySQL 8（通过环境变量切换）</w:t>
-      </w:r>
-    </w:p>
-    <w:p>
-      <w:pPr>
-        <w:pStyle w:val="ListBullet"/>
-        <w:spacing w:line="360" w:lineRule="auto"/>
-      </w:pPr>
-      <w:r>
-        <w:rPr>
-          <w:rFonts w:ascii="Times New Roman" w:hAnsi="Times New Roman" w:eastAsia="宋体"/>
-          <w:b w:val="0"/>
-          <w:i w:val="0"/>
-          <w:sz w:val="24"/>
-        </w:rPr>
-        <w:t>开发工具：Visual Studio Code / PyCharm、Git</w:t>
-      </w:r>
-    </w:p>
-    <w:p>
-      <w:pPr>
-        <w:pStyle w:val="ListBullet"/>
-        <w:spacing w:line="360" w:lineRule="auto"/>
-      </w:pPr>
-      <w:r>
-        <w:rPr>
-          <w:rFonts w:ascii="Times New Roman" w:hAnsi="Times New Roman" w:eastAsia="宋体"/>
-          <w:b w:val="0"/>
-          <w:i w:val="0"/>
-          <w:sz w:val="24"/>
-        </w:rPr>
-        <w:t>接口测试工具：Postman / curl / Django Test</w:t>
-      </w:r>
-    </w:p>
-    <w:p>
-      <w:pPr>
-        <w:pStyle w:val="ListBullet"/>
-        <w:spacing w:line="360" w:lineRule="auto"/>
-      </w:pPr>
-      <w:r>
-        <w:rPr>
-          <w:rFonts w:ascii="Times New Roman" w:hAnsi="Times New Roman" w:eastAsia="宋体"/>
-          <w:b w:val="0"/>
-          <w:i w:val="0"/>
-          <w:sz w:val="24"/>
-        </w:rPr>
-        <w:t>模型服务：大语言模型对话接口（OpenAI 兼容 API，按量调用；未配置时使用内置规则化实现）</w:t>
+        <w:t>Django 提供 ORM、迁移与管理后台，适合本课题的模块化业务和平台运营界面；SQLite 可降低演示环境配置成本；前后端分离便于分别组织三类用户界面。若外部模型接口不可用，可切换到规则化兜底并单独标注测试模式；若时间紧张，优先保证交易闭环、数据隔离、订单状态规则及草稿确认安全边界，退款和真实第三方服务不纳入本期验收。当前提供的需求分析、系统设计和 PRD 是规划资料，不能单独证明代码功能已实现或测试已通过；最终论文应以实际代码、运行记录和测试结果为依据。</w:t>
       </w:r>
     </w:p>
     <w:p>
@@ -1437,6 +788,20 @@
           <w:sz w:val="28"/>
         </w:rPr>
         <w:t>四、研究计划与进度安排</w:t>
+      </w:r>
+    </w:p>
+    <w:p>
+      <w:pPr>
+        <w:ind w:firstLine="480"/>
+      </w:pPr>
+      <w:r>
+        <w:rPr>
+          <w:rFonts w:ascii="Times New Roman" w:hAnsi="Times New Roman" w:eastAsia="宋体"/>
+          <w:b w:val="0"/>
+          <w:i w:val="0"/>
+          <w:sz w:val="24"/>
+        </w:rPr>
+        <w:t>实践周期按任务书规定为 16 周。下表采用相对周次，实际起始日期及每阶段公历日期[待确认：以学院/指导教师安排为准]。</w:t>
       </w:r>
     </w:p>
     <w:tbl>
@@ -1488,7 +853,7 @@
                 <w:i w:val="0"/>
                 <w:sz w:val="21"/>
               </w:rPr>
-              <w:t>时间</w:t>
+              <w:t>周次</w:t>
             </w:r>
           </w:p>
         </w:tc>
@@ -1508,7 +873,7 @@
                 <w:i w:val="0"/>
                 <w:sz w:val="21"/>
               </w:rPr>
-              <w:t>主要工作</w:t>
+              <w:t>主要工作与阶段产出</w:t>
             </w:r>
           </w:p>
         </w:tc>
@@ -1529,7 +894,7 @@
                 <w:i w:val="0"/>
                 <w:sz w:val="21"/>
               </w:rPr>
-              <w:t>开题与需求分析</w:t>
+              <w:t>开题与需求基线</w:t>
             </w:r>
           </w:p>
         </w:tc>
@@ -1548,7 +913,7 @@
                 <w:i w:val="0"/>
                 <w:sz w:val="21"/>
               </w:rPr>
-              <w:t>2026.10</w:t>
+              <w:t>第 1-2 周</w:t>
             </w:r>
           </w:p>
         </w:tc>
@@ -1567,7 +932,7 @@
                 <w:i w:val="0"/>
                 <w:sz w:val="21"/>
               </w:rPr>
-              <w:t>完成开题报告与任务书；完成需求调研与分析，冻结需求基线</w:t>
+              <w:t>整理文献，完成开题与需求分析；明确范围、角色、业务规则及验收条件。</w:t>
             </w:r>
           </w:p>
         </w:tc>
@@ -1607,7 +972,7 @@
                 <w:i w:val="0"/>
                 <w:sz w:val="21"/>
               </w:rPr>
-              <w:t>2026.11</w:t>
+              <w:t>第 3-4 周</w:t>
             </w:r>
           </w:p>
         </w:tc>
@@ -1626,7 +991,7 @@
                 <w:i w:val="0"/>
                 <w:sz w:val="21"/>
               </w:rPr>
-              <w:t>完成系统总体架构设计、模块划分、数据库设计与关键机制设计</w:t>
+              <w:t>完成架构、模块、数据模型、订单状态机、接口和关键流程设计。</w:t>
             </w:r>
           </w:p>
         </w:tc>
@@ -1647,7 +1012,7 @@
                 <w:i w:val="0"/>
                 <w:sz w:val="21"/>
               </w:rPr>
-              <w:t>核心功能开发</w:t>
+              <w:t>核心业务开发（一）</w:t>
             </w:r>
           </w:p>
         </w:tc>
@@ -1666,7 +1031,7 @@
                 <w:i w:val="0"/>
                 <w:sz w:val="21"/>
               </w:rPr>
-              <w:t>2026.11 – 2026.12</w:t>
+              <w:t>第 5-8 周</w:t>
             </w:r>
           </w:p>
         </w:tc>
@@ -1685,7 +1050,7 @@
                 <w:i w:val="0"/>
                 <w:sz w:val="21"/>
               </w:rPr>
-              <w:t>完成顾客端、商户端、骑手端及后端核心业务模块的编码实现与联调</w:t>
+              <w:t>完成账号与角色权限、商户入驻审核、菜品管理、顾客浏览/购物车/地址及基础下单流程。</w:t>
             </w:r>
           </w:p>
         </w:tc>
@@ -1706,7 +1071,7 @@
                 <w:i w:val="0"/>
                 <w:sz w:val="21"/>
               </w:rPr>
-              <w:t>AI 模块开发与加固</w:t>
+              <w:t>核心业务开发（二）</w:t>
             </w:r>
           </w:p>
         </w:tc>
@@ -1725,7 +1090,7 @@
                 <w:i w:val="0"/>
                 <w:sz w:val="21"/>
               </w:rPr>
-              <w:t>2027.01 – 2027.02</w:t>
+              <w:t>第 9-10 周</w:t>
             </w:r>
           </w:p>
         </w:tc>
@@ -1744,7 +1109,7 @@
                 <w:i w:val="0"/>
                 <w:sz w:val="21"/>
               </w:rPr>
-              <w:t>完成 AI 点餐助手（工具调用、草稿机制、审计）与安全加固，完善测试</w:t>
+              <w:t>完成模拟支付、订单状态流转、商户处理、骑手接单与送达、评价及运营管理联调。</w:t>
             </w:r>
           </w:p>
         </w:tc>
@@ -1765,7 +1130,7 @@
                 <w:i w:val="0"/>
                 <w:sz w:val="21"/>
               </w:rPr>
-              <w:t>测试与评估</w:t>
+              <w:t>AI 点餐与安全加固</w:t>
             </w:r>
           </w:p>
         </w:tc>
@@ -1784,7 +1149,7 @@
                 <w:i w:val="0"/>
                 <w:sz w:val="21"/>
               </w:rPr>
-              <w:t>2027.03</w:t>
+              <w:t>第 11-12 周</w:t>
             </w:r>
           </w:p>
         </w:tc>
@@ -1803,7 +1168,7 @@
                 <w:i w:val="0"/>
                 <w:sz w:val="21"/>
               </w:rPr>
-              <w:t>完成全链路功能测试、越权与非法状态测试、AI 功能量化评估</w:t>
+              <w:t>完成 AI 工具调用、草稿生成、生成与最终确认两次服务端校验、确认转单及审计。</w:t>
             </w:r>
           </w:p>
         </w:tc>
@@ -1824,7 +1189,7 @@
                 <w:i w:val="0"/>
                 <w:sz w:val="21"/>
               </w:rPr>
-              <w:t>论文撰写与答辩</w:t>
+              <w:t>系统测试与评估</w:t>
             </w:r>
           </w:p>
         </w:tc>
@@ -1843,7 +1208,7 @@
                 <w:i w:val="0"/>
                 <w:sz w:val="21"/>
               </w:rPr>
-              <w:t>2027.04 – 2027.05</w:t>
+              <w:t>第 13-14 周</w:t>
             </w:r>
           </w:p>
         </w:tc>
@@ -1862,13 +1227,86 @@
                 <w:i w:val="0"/>
                 <w:sz w:val="21"/>
               </w:rPr>
-              <w:t>完成毕业论文撰写与修改，准备演示与答辩，完成毕业答辩</w:t>
+              <w:t>完成端到端、权限隔离、非法迁移测试；收集槽位准确率、下单耗时和拦截率数据。</w:t>
+            </w:r>
+          </w:p>
+        </w:tc>
+      </w:tr>
+      <w:tr>
+        <w:tc>
+          <w:tcPr>
+            <w:tcW w:type="dxa" w:w="2880"/>
+          </w:tcPr>
+          <w:p>
+            <w:pPr>
+              <w:spacing w:line="276" w:lineRule="auto" w:after="40"/>
+            </w:pPr>
+            <w:r>
+              <w:rPr>
+                <w:rFonts w:ascii="Times New Roman" w:hAnsi="Times New Roman" w:eastAsia="宋体"/>
+                <w:b w:val="0"/>
+                <w:i w:val="0"/>
+                <w:sz w:val="21"/>
+              </w:rPr>
+              <w:t>论文与答辩准备</w:t>
+            </w:r>
+          </w:p>
+        </w:tc>
+        <w:tc>
+          <w:tcPr>
+            <w:tcW w:type="dxa" w:w="2880"/>
+          </w:tcPr>
+          <w:p>
+            <w:pPr>
+              <w:spacing w:line="276" w:lineRule="auto" w:after="40"/>
+            </w:pPr>
+            <w:r>
+              <w:rPr>
+                <w:rFonts w:ascii="Times New Roman" w:hAnsi="Times New Roman" w:eastAsia="宋体"/>
+                <w:b w:val="0"/>
+                <w:i w:val="0"/>
+                <w:sz w:val="21"/>
+              </w:rPr>
+              <w:t>第 15-16 周</w:t>
+            </w:r>
+          </w:p>
+        </w:tc>
+        <w:tc>
+          <w:tcPr>
+            <w:tcW w:type="dxa" w:w="2880"/>
+          </w:tcPr>
+          <w:p>
+            <w:pPr>
+              <w:spacing w:line="276" w:lineRule="auto" w:after="40"/>
+            </w:pPr>
+            <w:r>
+              <w:rPr>
+                <w:rFonts w:ascii="Times New Roman" w:hAnsi="Times New Roman" w:eastAsia="宋体"/>
+                <w:b w:val="0"/>
+                <w:i w:val="0"/>
+                <w:sz w:val="21"/>
+              </w:rPr>
+              <w:t>根据实际实现和测试数据撰写、修改论文；整理部署说明、演示材料并准备答辩。</w:t>
             </w:r>
           </w:p>
         </w:tc>
       </w:tr>
     </w:tbl>
     <w:p/>
+    <w:p>
+      <w:pPr>
+        <w:ind w:firstLine="480"/>
+      </w:pPr>
+      <w:r>
+        <w:rPr>
+          <w:rFonts w:ascii="Times New Roman" w:hAnsi="Times New Roman" w:eastAsia="宋体"/>
+          <w:b w:val="0"/>
+          <w:i w:val="0"/>
+          <w:sz w:val="24"/>
+        </w:rPr>
+        <w:t>按任务书安排每周三下午进行指导，采用办公室面谈或电话、微信、QQ 等方式；如有调整，以指导教师安排为准。开题、阶段检查及答辩的公历日期以学院通知为准。</w:t>
+      </w:r>
+    </w:p>
     <w:p>
       <w:pPr>
         <w:spacing w:before="240" w:after="120"/>
@@ -1885,65 +1323,16 @@
     </w:p>
     <w:p>
       <w:pPr>
-        <w:spacing w:line="312" w:lineRule="auto"/>
-        <w:ind w:left="360"/>
+        <w:ind w:firstLine="480"/>
       </w:pPr>
       <w:r>
         <w:rPr>
           <w:rFonts w:ascii="Times New Roman" w:hAnsi="Times New Roman" w:eastAsia="宋体"/>
           <w:b w:val="0"/>
           <w:i w:val="0"/>
-          <w:color w:val="555555"/>
-          <w:sz w:val="21"/>
-        </w:rPr>
-        <w:t xml:space="preserve">说明：以下 16 篇文献均为 </w:t>
-      </w:r>
-      <w:r>
-        <w:rPr>
-          <w:rFonts w:ascii="Times New Roman" w:hAnsi="Times New Roman" w:eastAsia="宋体"/>
-          <w:b/>
-          <w:i w:val="0"/>
-          <w:color w:val="555555"/>
-          <w:sz w:val="21"/>
-        </w:rPr>
-        <w:t>2021—2026 年</w:t>
-      </w:r>
-      <w:r>
-        <w:rPr>
-          <w:rFonts w:ascii="Times New Roman" w:hAnsi="Times New Roman" w:eastAsia="宋体"/>
-          <w:b w:val="0"/>
-          <w:i w:val="0"/>
-          <w:color w:val="555555"/>
-          <w:sz w:val="21"/>
-        </w:rPr>
-        <w:t>（近五年）的公开出版物，文献信息已联网核实（刊名、年卷期、页码取自期刊官网或权威数据库）。提交前建议在知网按标题复核一次。</w:t>
-      </w:r>
-    </w:p>
-    <w:p>
-      <w:pPr>
-        <w:spacing w:line="312" w:lineRule="auto"/>
-        <w:ind w:left="360"/>
-      </w:pPr>
-      <w:r>
-        <w:rPr>
-          <w:rFonts w:ascii="Times New Roman" w:hAnsi="Times New Roman" w:eastAsia="宋体"/>
-          <w:b w:val="0"/>
-          <w:i w:val="0"/>
-          <w:color w:val="555555"/>
-          <w:sz w:val="21"/>
-        </w:rPr>
-        <w:t>注：文中提到的 ReAct（Yao 等，2023）为该方向重要奠基性工作，已在正文技术脉络中交代；早于近五年的经典教材与文献未列入本表。</w:t>
-      </w:r>
-    </w:p>
-    <w:p>
-      <w:r>
-        <w:rPr>
-          <w:rFonts w:ascii="Times New Roman" w:hAnsi="Times New Roman" w:eastAsia="宋体"/>
-          <w:b/>
-          <w:i w:val="0"/>
           <w:sz w:val="24"/>
         </w:rPr>
-        <w:t>中文文献：</w:t>
+        <w:t>下列文献均给出 DOI 或可检索来源（arXiv 编号、会议名称），文献编号与正文引文对应。</w:t>
       </w:r>
     </w:p>
     <w:p>
@@ -1971,7 +1360,7 @@
           <w:i w:val="0"/>
           <w:sz w:val="24"/>
         </w:rPr>
-        <w:t>[2] 黄笑倩, 刘莉莎, 卢书缘, 等. 校园"掌上食堂"APP的分析与设计[J]. 科技与创新, 2022(18): 104-109.</w:t>
+        <w:t>[2] 王馗, 吴勇灵. 基于微信小程序的点餐系统设计与实现[J]. 现代信息科技, 2023, 7(22): 30-35+39. DOI: 10.19850/j.cnki.2096-4706.2023.22.007.</w:t>
       </w:r>
     </w:p>
     <w:p>
@@ -1985,7 +1374,7 @@
           <w:i w:val="0"/>
           <w:sz w:val="24"/>
         </w:rPr>
-        <w:t>[3] 张乐. 高校食堂自助点餐系统设计与实现[J]. 电脑与信息技术, 2024, 32(2): 51-53.</w:t>
+        <w:t>[3] 张乐. 高校食堂自助点餐系统设计与实现[J]. 电脑与信息技术, 2024, 32(2): 51-53. DOI: 10.19414/j.cnki.1005-1228.2024.02.009.</w:t>
       </w:r>
     </w:p>
     <w:p>
@@ -1999,18 +1388,7 @@
           <w:i w:val="0"/>
           <w:sz w:val="24"/>
         </w:rPr>
-        <w:t>[4] 王馗, 吴勇灵. 基于微信小程序的点餐系统设计与实现[J]. 现代信息科技, 2023, 7(22): 30-35+39.</w:t>
-      </w:r>
-    </w:p>
-    <w:p>
-      <w:r>
-        <w:rPr>
-          <w:rFonts w:ascii="Times New Roman" w:hAnsi="Times New Roman" w:eastAsia="宋体"/>
-          <w:b w:val="0"/>
-          <w:i w:val="0"/>
-          <w:sz w:val="24"/>
-        </w:rPr>
-        <w:t>[5] 李章恒. 校园外卖系统设计与实现[D]. 济南: 山东大学, 2022.</w:t>
+        <w:t>[4] 李章恒. 校园外卖系统设计与实现[D]. 济南: 山东大学, 2022. DOI: 10.27272/d.cnki.gshdu.2022.004873.</w:t>
       </w:r>
     </w:p>
     <w:p>
@@ -2024,7 +1402,7 @@
           <w:i w:val="0"/>
           <w:sz w:val="24"/>
         </w:rPr>
-        <w:t>[6] 董益宏, 姜雪, 钱家如, 等. 基于大语言模型智能体的代码生成综述[J]. 软件学报, 2026, 37(8): 3089-3115.</w:t>
+        <w:t>[5] 董益宏, 姜雪, 钱家如, 等. 基于大语言模型智能体的代码生成综述[J]. 软件学报, 2026, 37(8): 3089-3115. DOI: 10.13328/j.cnki.jos.007593.</w:t>
       </w:r>
     </w:p>
     <w:p>
@@ -2038,18 +1416,7 @@
           <w:i w:val="0"/>
           <w:sz w:val="24"/>
         </w:rPr>
-        <w:t>[7] 王骞玥, 胡晋武, 王宇丰, 等. 大语言模型驱动的可信政务问答技术[J]. 软件学报, 2026, 37(4): 1740-1758.</w:t>
-      </w:r>
-    </w:p>
-    <w:p>
-      <w:r>
-        <w:rPr>
-          <w:rFonts w:ascii="Times New Roman" w:hAnsi="Times New Roman" w:eastAsia="宋体"/>
-          <w:b/>
-          <w:i w:val="0"/>
-          <w:sz w:val="24"/>
-        </w:rPr>
-        <w:t>外文文献：</w:t>
+        <w:t>[6] 王骞玥, 胡晋武, 王宇丰, 等. 大语言模型驱动的可信政务问答技术[J]. 软件学报, 2026, 37(4): 1740-1758. DOI: 10.13328/j.cnki.jos.007435.</w:t>
       </w:r>
     </w:p>
     <w:p>
@@ -2063,7 +1430,7 @@
           <w:i w:val="0"/>
           <w:sz w:val="24"/>
         </w:rPr>
-        <w:t>[8] Sun G, Kim Y, Tan Y, et al. Dinner at Your Doorstep: Service Innovation via the Gig Economy on Food Delivery Platforms[J]. Information Systems Research, 2024, 35(3): 1216-1234.</w:t>
+        <w:t>[7] Sun G, Kim Y, Tan Y, Parker G G. Dinner at Your Doorstep: Service Innovation via the Gig Economy on Food Delivery Platforms[J]. Information Systems Research, 2024, 35(3): 1216-1234. DOI: 10.1287/isre.2022.0119.</w:t>
       </w:r>
     </w:p>
     <w:p>
@@ -2077,7 +1444,7 @@
           <w:i w:val="0"/>
           <w:sz w:val="24"/>
         </w:rPr>
-        <w:t>[9] Jiao T, Zhao X, Li X. The sooner, the better? Interactions of stakeholders in online food delivery service platforms[J]. Asia Pacific Journal of Marketing and Logistics, 2023, 35(5): 1134-1156.</w:t>
+        <w:t>[8] Jiao T, Zhao X, Li X. The sooner, the better? Interactions of stakeholders in online food delivery service platforms[J]. Asia Pacific Journal of Marketing and Logistics, 2023, 35(5): 1134-1156. DOI: 10.1108/APJML-01-2022-0039.</w:t>
       </w:r>
     </w:p>
     <w:p>
@@ -2091,7 +1458,7 @@
           <w:i w:val="0"/>
           <w:sz w:val="24"/>
         </w:rPr>
-        <w:t>[10] Hamid J N, Adnan A, Mohd Ekhsan H. e-Runner: A Mobile Application for Campus Food Delivery Service[J]. Journal of Computing Research and Innovation, 2022, 7(2): 357-365.</w:t>
+        <w:t>[9] Hamid J N, Adnan A, Mohd Ekhsan H. e-Runner: A Mobile Application for Campus Food Delivery Service[J]. Journal of Computing Research and Innovation, 2022, 7(2): 357-365. DOI: 10.24191/jcrinn.v7i2.331.</w:t>
       </w:r>
     </w:p>
     <w:p>
@@ -2105,7 +1472,7 @@
           <w:i w:val="0"/>
           <w:sz w:val="24"/>
         </w:rPr>
-        <w:t>[11] Viraktamath S V, Kowtal R, Patilkulkarni A, et al. Development of novel real-time intranet-based food ordering system[J]. World Journal of Advanced Research and Reviews, 2023, 18(3): 155-161.</w:t>
+        <w:t>[10] Viraktamath S V, Kowtal R, Patilkulkarni A, et al. Development of novel real-time intranet-based food ordering system[J]. World Journal of Advanced Research and Reviews, 2023, 18(3): 155-161. DOI: 10.30574/wjarr.2023.18.3.1015.</w:t>
       </w:r>
     </w:p>
     <w:p>
@@ -2119,7 +1486,7 @@
           <w:i w:val="0"/>
           <w:sz w:val="24"/>
         </w:rPr>
-        <w:t>[12] Zhang L, Kim D. A Peer-to-Peer Smart Food Delivery Platform Based on Smart Contract[J]. Electronics, 2022, 11(18): 1806.</w:t>
+        <w:t>[11] Zhang L, Kim D. A Peer-to-Peer Smart Food Delivery Platform Based on Smart Contract[J]. Electronics, 2022, 11(12): 1806. DOI: 10.3390/electronics11121806.</w:t>
       </w:r>
     </w:p>
     <w:p>
@@ -2133,7 +1500,7 @@
           <w:i w:val="0"/>
           <w:sz w:val="24"/>
         </w:rPr>
-        <w:t>[13] Qin Y, Liang S, Ye Y, et al. ToolLLM: Facilitating Large Language Models to Master 16000+ Real-World APIs[C]//The Twelfth International Conference on Learning Representations (ICLR), 2024.</w:t>
+        <w:t>[12] Qin Y, Liang S, Ye Y, et al. ToolLLM: Facilitating Large Language Models to Master 16000+ Real-World APIs[C]//The Twelfth International Conference on Learning Representations (ICLR), 2024.</w:t>
       </w:r>
     </w:p>
     <w:p>
@@ -2147,7 +1514,7 @@
           <w:i w:val="0"/>
           <w:sz w:val="24"/>
         </w:rPr>
-        <w:t>[14] Patil S G, Zhang T, Wang X, et al. Gorilla: Large Language Model Connected with Massive APIs[C]//Advances in Neural Information Processing Systems (NeurIPS), 2024, 37: 126544-126565.</w:t>
+        <w:t>[13] Patil S G, Zhang T, Wang X, et al. Gorilla: Large Language Model Connected with Massive APIs[C]//Advances in Neural Information Processing Systems (NeurIPS), 2024, 37: 126544-126565. DOI: 10.52202/079017-4020.</w:t>
       </w:r>
     </w:p>
     <w:p>
@@ -2161,7 +1528,7 @@
           <w:i w:val="0"/>
           <w:sz w:val="24"/>
         </w:rPr>
-        <w:t>[15] Wang L, Ma C, Feng X, et al. A survey on large language model based autonomous agents[J]. Frontiers of Computer Science, 2024, 18(6): 186345.</w:t>
+        <w:t>[14] Wang L, Ma C, Feng X, et al. A survey on large language model based autonomous agents[J]. Frontiers of Computer Science, 2024, 18(6): 186345. DOI: 10.1007/s11704-024-40231-1.</w:t>
       </w:r>
     </w:p>
     <w:p>
@@ -2175,7 +1542,21 @@
           <w:i w:val="0"/>
           <w:sz w:val="24"/>
         </w:rPr>
-        <w:t>[16] Xi Z H, Chen W X, Guo X, et al. The rise and potential of large language model based agents: A survey[J]. Science China Information Sciences, 2025, 68(2): 121101.</w:t>
+        <w:t>[15] Xi Z, Chen W, Guo X, et al. The rise and potential of large language model based agents: A survey[J]. Science China Information Sciences, 2025, 68(2): 121101. DOI: 10.1007/s11432-024-4222-0.</w:t>
+      </w:r>
+    </w:p>
+    <w:p>
+      <w:pPr>
+        <w:ind w:firstLine="480"/>
+      </w:pPr>
+      <w:r>
+        <w:rPr>
+          <w:rFonts w:ascii="Times New Roman" w:hAnsi="Times New Roman" w:eastAsia="宋体"/>
+          <w:b w:val="0"/>
+          <w:i w:val="0"/>
+          <w:sz w:val="24"/>
+        </w:rPr>
+        <w:t>[16] Yao S, Zhao J, Yu D, et al. ReAct: Synergizing Reasoning and Acting in Language Models[C]//The Eleventh International Conference on Learning Representations (ICLR), 2023. arXiv:2210.03629.</w:t>
       </w:r>
     </w:p>
     <w:p>
@@ -2246,7 +1627,27 @@
           <w:color w:val="555555"/>
           <w:sz w:val="21"/>
         </w:rPr>
-        <w:t>1. 基本信息表（姓名/专业班级/学号/指导教师/职称学位）为待填占位，请按实际填写；</w:t>
+        <w:t xml:space="preserve">1. 本版已合并桌面修订版（2026-10-14）的改进：研究内容重组为四节、研究条件分三小节、进度表改为 8 阶段相对周次、文献补充 DOI 与可检索来源、信息表改为 </w:t>
+      </w:r>
+      <w:r>
+        <w:rPr>
+          <w:rFonts w:ascii="Consolas" w:hAnsi="Consolas" w:eastAsia="Consolas"/>
+          <w:b w:val="0"/>
+          <w:i w:val="0"/>
+          <w:color w:val="555555"/>
+          <w:sz w:val="20"/>
+        </w:rPr>
+        <w:t>[待填：xxx]</w:t>
+      </w:r>
+      <w:r>
+        <w:rPr>
+          <w:rFonts w:ascii="Times New Roman" w:hAnsi="Times New Roman" w:eastAsia="宋体"/>
+          <w:b w:val="0"/>
+          <w:i w:val="0"/>
+          <w:color w:val="555555"/>
+          <w:sz w:val="21"/>
+        </w:rPr>
+        <w:t xml:space="preserve"> 占位；</w:t>
       </w:r>
     </w:p>
     <w:p>
@@ -2262,17 +1663,17 @@
           <w:color w:val="555555"/>
           <w:sz w:val="21"/>
         </w:rPr>
-        <w:t xml:space="preserve">2. 学院原始模板为一整张表格版式，此处采用"信息表 + 分节正文"的呈现方式便于撰写与修改；转换为 Word 时请按学院模板的表格结构排版（可参考 </w:t>
+        <w:t xml:space="preserve">2. 相对修订版的修正：文献增至 </w:t>
       </w:r>
       <w:r>
         <w:rPr>
-          <w:rFonts w:ascii="Consolas" w:hAnsi="Consolas" w:eastAsia="Consolas"/>
-          <w:b w:val="0"/>
+          <w:rFonts w:ascii="Times New Roman" w:hAnsi="Times New Roman" w:eastAsia="宋体"/>
+          <w:b/>
           <w:i w:val="0"/>
           <w:color w:val="555555"/>
-          <w:sz w:val="20"/>
+          <w:sz w:val="21"/>
         </w:rPr>
-        <w:t>E:\AI-Coding\ray-agent\.claude\skills\thesis\md_to_docx.py</w:t>
+        <w:t>16 条</w:t>
       </w:r>
       <w:r>
         <w:rPr>
@@ -2282,7 +1683,7 @@
           <w:color w:val="555555"/>
           <w:sz w:val="21"/>
         </w:rPr>
-        <w:t xml:space="preserve"> 的转换约定）；</w:t>
+        <w:t>（补入中文点餐系统文献 1 篇，正文引用编号已同步顺延）；"本次核对的文献"改为"已有研究"；"购物车按现有系统设计"改为"拟由顾客端本地维护"；删除"待与任务书同步确认"批注——任务书与需求文档的商户订单口径已于同日订正为"接单、取消；订单的完成由骑手送达确认触发"，与本文一致；</w:t>
       </w:r>
     </w:p>
     <w:p>
@@ -2298,7 +1699,43 @@
           <w:color w:val="555555"/>
           <w:sz w:val="21"/>
         </w:rPr>
-        <w:t>3. 本稿已落实导师四条批注：国内外研究现状分国内/国外两部分；参考文献 16 篇（≥15）；全部为 2021—2026 年；正文中不单列"参考文献"小节、统一置于文末。</w:t>
+        <w:t>3. 基本信息表为待填占位，请按实际填写；选题性质/类型/来源/难度编码以任务书为准；</w:t>
+      </w:r>
+    </w:p>
+    <w:p>
+      <w:pPr>
+        <w:spacing w:line="312" w:lineRule="auto"/>
+        <w:ind w:left="360"/>
+      </w:pPr>
+      <w:r>
+        <w:rPr>
+          <w:rFonts w:ascii="Times New Roman" w:hAnsi="Times New Roman" w:eastAsia="宋体"/>
+          <w:b w:val="0"/>
+          <w:i w:val="0"/>
+          <w:color w:val="555555"/>
+          <w:sz w:val="21"/>
+        </w:rPr>
+        <w:t xml:space="preserve">4. 转换为 Word 时请按学院模板的表格结构排版（参考 </w:t>
+      </w:r>
+      <w:r>
+        <w:rPr>
+          <w:rFonts w:ascii="Consolas" w:hAnsi="Consolas" w:eastAsia="Consolas"/>
+          <w:b w:val="0"/>
+          <w:i w:val="0"/>
+          <w:color w:val="555555"/>
+          <w:sz w:val="20"/>
+        </w:rPr>
+        <w:t>md_to_docx.py</w:t>
+      </w:r>
+      <w:r>
+        <w:rPr>
+          <w:rFonts w:ascii="Times New Roman" w:hAnsi="Times New Roman" w:eastAsia="宋体"/>
+          <w:b w:val="0"/>
+          <w:i w:val="0"/>
+          <w:color w:val="555555"/>
+          <w:sz w:val="21"/>
+        </w:rPr>
+        <w:t xml:space="preserve"> 的转换约定）。</w:t>
       </w:r>
     </w:p>
     <w:sectPr>
